--- a/worksheets/Lesson1_ZoomOut_Worksheet.docx
+++ b/worksheets/Lesson1_ZoomOut_Worksheet.docx
@@ -93,44 +93,15 @@
               <w:jc w:val="right"/>
             </w:pPr>
             <w:r>
-              <w:drawing>
-                <wp:inline distT="0" distB="0" distL="0" distR="0">
-                  <wp:extent cx="1123950" cy="1019175"/>
-                  <wp:effectExtent t="0" r="0" b="0" l="0"/>
-                  <wp:docPr id="1" name="logo" descr="Unity Schools Trust logo" title="Unity Schools Trust"/>
-                  <wp:cNvGraphicFramePr>
-                    <a:graphicFrameLocks xmlns:a="http://schemas.openxmlformats.org/drawingml/2006/main" noChangeAspect="1"/>
-                  </wp:cNvGraphicFramePr>
-                  <a:graphic xmlns:a="http://schemas.openxmlformats.org/drawingml/2006/main">
-                    <a:graphicData uri="http://schemas.openxmlformats.org/drawingml/2006/picture">
-                      <pic:pic xmlns:pic="http://schemas.openxmlformats.org/drawingml/2006/picture">
-                        <pic:nvPicPr>
-                          <pic:cNvPr id="0" name="" descr=""/>
-                          <pic:cNvPicPr>
-                            <a:picLocks noChangeAspect="1" noChangeArrowheads="1"/>
-                          </pic:cNvPicPr>
-                        </pic:nvPicPr>
-                        <pic:blipFill>
-                          <a:blip r:embed="rId8" cstate="none"/>
-                          <a:srcRect/>
-                          <a:stretch>
-                            <a:fillRect/>
-                          </a:stretch>
-                        </pic:blipFill>
-                        <pic:spPr bwMode="auto">
-                          <a:xfrm>
-                            <a:off x="0" y="0"/>
-                            <a:ext cx="1123950" cy="1019175"/>
-                          </a:xfrm>
-                          <a:prstGeom prst="rect">
-                            <a:avLst/>
-                          </a:prstGeom>
-                        </pic:spPr>
-                      </pic:pic>
-                    </a:graphicData>
-                  </a:graphic>
-                </wp:inline>
-              </w:drawing>
+              <w:rPr>
+                <w:rFonts w:ascii="Arial" w:cs="Arial" w:eastAsia="Arial" w:hAnsi="Arial"/>
+                <w:b/>
+                <w:bCs/>
+                <w:color w:val="5A6B85"/>
+                <w:sz w:val="26"/>
+                <w:szCs w:val="26"/>
+              </w:rPr>
+              <w:t xml:space="preserve">Revise 360</w:t>
             </w:r>
           </w:p>
         </w:tc>

--- a/worksheets/Lesson1_ZoomOut_Worksheet.docx
+++ b/worksheets/Lesson1_ZoomOut_Worksheet.docx
@@ -2956,7 +2956,7 @@
                 <w:sz w:val="21"/>
                 <w:szCs w:val="21"/>
               </w:rPr>
-              <w:t xml:space="preserve">List four advantages from the wall. This is part of your workbook Task 2.</w:t>
+              <w:t xml:space="preserve">List four advantages from the wall, in your own words.</w:t>
             </w:r>
           </w:p>
           <w:tbl>
@@ -5458,7 +5458,7 @@
                 <w:sz w:val="21"/>
                 <w:szCs w:val="21"/>
               </w:rPr>
-              <w:t xml:space="preserve">Workbook Task 1: </w:t>
+              <w:t xml:space="preserve">Task: </w:t>
             </w:r>
             <w:r>
               <w:rPr>
